--- a/barlow/finesst_final/A2_OSDMP.docx
+++ b/barlow/finesst_final/A2_OSDMP.docx
@@ -10,8 +10,6 @@
         </w:rPr>
         <w:t>Open Science and Data Management Plan</w:t>
       </w:r>
-      <w:bookmarkStart w:id="0" w:name="_GoBack"/>
-      <w:bookmarkEnd w:id="0"/>
     </w:p>
     <w:p>
       <w:pPr>
@@ -127,7 +125,7 @@
               <w:rPr>
                 <w:sz w:val="18"/>
               </w:rPr>
-              <w:t>lidar</w:t>
+              <w:t>LiDAR</w:t>
             </w:r>
             <w:proofErr w:type="spellEnd"/>
             <w:r>
@@ -202,7 +200,7 @@
               <w:rPr>
                 <w:sz w:val="18"/>
               </w:rPr>
-              <w:t>lidar</w:t>
+              <w:t>LiDAR</w:t>
             </w:r>
             <w:proofErr w:type="spellEnd"/>
             <w:r>
@@ -317,6 +315,112 @@
               <w:rPr>
                 <w:sz w:val="18"/>
               </w:rPr>
+              <w:t xml:space="preserve">ICESat-2 laser altimetry (ATLAS; ATL06/ATL08), external geodetic control</w:t>
+            </w:r>
+          </w:p>
+        </w:tc>
+        <w:tc>
+          <w:tcPr>
+            <w:tcW w:w="3120" w:type="dxa"/>
+          </w:tcPr>
+          <w:p>
+            <w:pPr>
+              <w:spacing w:after="20"/>
+            </w:pPr>
+            <w:r>
+              <w:rPr>
+                <w:sz w:val="18"/>
+              </w:rPr>
+              <w:t xml:space="preserve">NASA NSIDC DAAC</w:t>
+            </w:r>
+          </w:p>
+        </w:tc>
+        <w:tc>
+          <w:tcPr>
+            <w:tcW w:w="3120" w:type="dxa"/>
+          </w:tcPr>
+          <w:p>
+            <w:pPr>
+              <w:spacing w:after="20"/>
+            </w:pPr>
+            <w:r>
+              <w:rPr>
+                <w:sz w:val="18"/>
+              </w:rPr>
+              <w:t xml:space="preserve">public</w:t>
+            </w:r>
+          </w:p>
+        </w:tc>
+      </w:tr>
+      <w:tr>
+        <w:trPr>
+          <w:jc w:val="center"/>
+        </w:trPr>
+        <w:tc>
+          <w:tcPr>
+            <w:tcW w:w="3120" w:type="dxa"/>
+          </w:tcPr>
+          <w:p>
+            <w:pPr>
+              <w:spacing w:after="20"/>
+            </w:pPr>
+            <w:r>
+              <w:rPr>
+                <w:sz w:val="18"/>
+              </w:rPr>
+              <w:t xml:space="preserve">Permafrost / ground-ice and microclimate-zone maps (substrate covariates)</w:t>
+            </w:r>
+          </w:p>
+        </w:tc>
+        <w:tc>
+          <w:tcPr>
+            <w:tcW w:w="3120" w:type="dxa"/>
+          </w:tcPr>
+          <w:p>
+            <w:pPr>
+              <w:spacing w:after="20"/>
+            </w:pPr>
+            <w:r>
+              <w:rPr>
+                <w:sz w:val="18"/>
+              </w:rPr>
+              <w:t xml:space="preserve">Published MDV mapping (Bockheim et al. 2007; Fountain et al. 2014)</w:t>
+            </w:r>
+          </w:p>
+        </w:tc>
+        <w:tc>
+          <w:tcPr>
+            <w:tcW w:w="3120" w:type="dxa"/>
+          </w:tcPr>
+          <w:p>
+            <w:pPr>
+              <w:spacing w:after="20"/>
+            </w:pPr>
+            <w:r>
+              <w:rPr>
+                <w:sz w:val="18"/>
+              </w:rPr>
+              <w:t xml:space="preserve">public</w:t>
+            </w:r>
+          </w:p>
+        </w:tc>
+      </w:tr>
+      <w:tr>
+        <w:trPr>
+          <w:jc w:val="center"/>
+        </w:trPr>
+        <w:tc>
+          <w:tcPr>
+            <w:tcW w:w="3120" w:type="dxa"/>
+          </w:tcPr>
+          <w:p>
+            <w:pPr>
+              <w:spacing w:after="20"/>
+            </w:pPr>
+            <w:r>
+              <w:rPr>
+                <w:sz w:val="18"/>
+              </w:rPr>
               <w:t>Stream discharge (21 gauges), meteorology, glacier mass balance, soil climate</w:t>
             </w:r>
           </w:p>
@@ -381,9 +485,13 @@
           <w:p>
             <w:pPr>
               <w:spacing w:after="20"/>
+              <w:rPr>
+                <w:rFonts w:cs="Times New Roman"/>
+              </w:rPr>
             </w:pPr>
             <w:r>
               <w:rPr>
+                <w:rFonts w:cs="Times New Roman"/>
                 <w:sz w:val="18"/>
               </w:rPr>
               <w:t>EDI (</w:t>
@@ -391,7 +499,7 @@
             <w:proofErr w:type="spellStart"/>
             <w:r>
               <w:rPr>
-                <w:rFonts w:ascii="Consolas" w:hAnsi="Consolas"/>
+                <w:rFonts w:cs="Times New Roman"/>
                 <w:sz w:val="15"/>
               </w:rPr>
               <w:t>knb</w:t>
@@ -399,7 +507,7 @@
             <w:proofErr w:type="spellEnd"/>
             <w:r>
               <w:rPr>
-                <w:rFonts w:ascii="Consolas" w:hAnsi="Consolas"/>
+                <w:rFonts w:cs="Times New Roman"/>
                 <w:sz w:val="15"/>
               </w:rPr>
               <w:t>-</w:t>
@@ -407,7 +515,7 @@
             <w:proofErr w:type="spellStart"/>
             <w:r>
               <w:rPr>
-                <w:rFonts w:ascii="Consolas" w:hAnsi="Consolas"/>
+                <w:rFonts w:cs="Times New Roman"/>
                 <w:sz w:val="15"/>
               </w:rPr>
               <w:t>lter</w:t>
@@ -415,13 +523,14 @@
             <w:proofErr w:type="spellEnd"/>
             <w:r>
               <w:rPr>
-                <w:rFonts w:ascii="Consolas" w:hAnsi="Consolas"/>
+                <w:rFonts w:cs="Times New Roman"/>
                 <w:sz w:val="15"/>
               </w:rPr>
               <w:t>-mcm</w:t>
             </w:r>
             <w:r>
               <w:rPr>
+                <w:rFonts w:cs="Times New Roman"/>
                 <w:sz w:val="18"/>
               </w:rPr>
               <w:t xml:space="preserve"> scope)</w:t>
@@ -493,7 +602,7 @@
               <w:rPr>
                 <w:sz w:val="18"/>
               </w:rPr>
-              <w:t>public (free account)</w:t>
+              <w:t>public</w:t>
             </w:r>
           </w:p>
         </w:tc>
@@ -810,12 +919,6 @@
               <w:t>Zenodo</w:t>
             </w:r>
             <w:proofErr w:type="spellEnd"/>
-            <w:r>
-              <w:rPr>
-                <w:sz w:val="18"/>
-              </w:rPr>
-              <w:t xml:space="preserve"> (DOI per release)</w:t>
-            </w:r>
           </w:p>
         </w:tc>
       </w:tr>
@@ -871,12 +974,6 @@
               <w:t>Zenodo</w:t>
             </w:r>
             <w:proofErr w:type="spellEnd"/>
-            <w:r>
-              <w:rPr>
-                <w:sz w:val="18"/>
-              </w:rPr>
-              <w:t>; offered to EDI for co-listing with the LTER stream data they derive from</w:t>
-            </w:r>
           </w:p>
         </w:tc>
       </w:tr>
@@ -896,7 +993,7 @@
               <w:rPr>
                 <w:sz w:val="18"/>
               </w:rPr>
-              <w:t>Per-pixel calibrated detection-threshold layers (O3)</w:t>
+              <w:t>Per-pixel calibrated detection-threshold layers (Objective 3)</w:t>
             </w:r>
           </w:p>
         </w:tc>
@@ -959,7 +1056,7 @@
               <w:rPr>
                 <w:sz w:val="18"/>
               </w:rPr>
-              <w:t>Stream-channel outlines + process-classified geomorphic-change maps (O2)</w:t>
+              <w:t>Stream-channel outlines + process-classified geomorphic-change maps (Objective 2)</w:t>
             </w:r>
           </w:p>
         </w:tc>
@@ -1086,7 +1183,7 @@
               <w:rPr>
                 <w:sz w:val="18"/>
               </w:rPr>
-              <w:t xml:space="preserve"> — closing the label-access gap this field currently has</w:t>
+              <w:t xml:space="preserve"> </w:t>
             </w:r>
           </w:p>
         </w:tc>
@@ -1216,7 +1313,7 @@
               <w:rPr>
                 <w:sz w:val="18"/>
               </w:rPr>
-              <w:t xml:space="preserve"> (DOI) at each release</w:t>
+              <w:t xml:space="preserve"> </w:t>
             </w:r>
           </w:p>
         </w:tc>
@@ -1237,7 +1334,7 @@
               <w:rPr>
                 <w:sz w:val="18"/>
               </w:rPr>
-              <w:t>Driver-attribution model outputs (O1)</w:t>
+              <w:t>Driver-attribution model outputs (Objective 1)</w:t>
             </w:r>
           </w:p>
         </w:tc>
@@ -1273,12 +1370,6 @@
               <w:t>Zenodo</w:t>
             </w:r>
             <w:proofErr w:type="spellEnd"/>
-            <w:r>
-              <w:rPr>
-                <w:sz w:val="18"/>
-              </w:rPr>
-              <w:t>, with the O1 publication</w:t>
-            </w:r>
           </w:p>
         </w:tc>
       </w:tr>
@@ -1293,8 +1384,7 @@
         <w:spacing w:after="120"/>
       </w:pPr>
       <w:r>
-        <w:lastRenderedPageBreak/>
-        <w:t>Documentation standard. Every released raster/vector product carries: coordinate reference system (EPSG code), acquisition epochs and processing date, method summary, uncertainty estimate (NMAD/LOD95 or the O3 per-pixel layer), and a pointer to the exact code version (commit/DOI) that produced it.</w:t>
+        <w:t>Documentation standard. Every released raster/vector product carries: coordinate reference system (EPSG code), acquisition epochs and processing date, method summary, uncertainty estimate (NMAD/LOD95 or the Objective 3 per-pixel layer), and a pointer to the exact code version (commit/DOI) that produced it.</w:t>
       </w:r>
     </w:p>
     <w:p>
@@ -1315,6 +1405,7 @@
         <w:spacing w:after="20"/>
       </w:pPr>
       <w:r>
+        <w:lastRenderedPageBreak/>
         <w:t>Code: developed in the open in a public repository from award start; released versions archived with DOIs.</w:t>
       </w:r>
     </w:p>
@@ -1442,7 +1533,7 @@
       </w:r>
     </w:p>
     <w:sectPr>
-      <w:footerReference w:type="default" r:id="rId8"/>
+      <w:footerReference w:type="default" r:id="rId10"/>
       <w:pgSz w:w="12240" w:h="15840"/>
       <w:pgMar w:top="1440" w:right="1440" w:bottom="1440" w:left="1440" w:header="720" w:footer="720" w:gutter="0"/>
       <w:cols w:space="720"/>
@@ -1450,6 +1541,24 @@
     </w:sectPr>
   </w:body>
 </w:document>
+</file>
+
+<file path=word/comments.xml><?xml version="1.0" encoding="utf-8"?>
+<w:comments xmlns:wpc="http://schemas.microsoft.com/office/word/2010/wordprocessingCanvas" xmlns:mc="http://schemas.openxmlformats.org/markup-compatibility/2006" xmlns:o="urn:schemas-microsoft-com:office:office" xmlns:r="http://schemas.openxmlformats.org/officeDocument/2006/relationships" xmlns:m="http://schemas.openxmlformats.org/officeDocument/2006/math" xmlns:v="urn:schemas-microsoft-com:vml" xmlns:wp14="http://schemas.microsoft.com/office/word/2010/wordprocessingDrawing" xmlns:wp="http://schemas.openxmlformats.org/drawingml/2006/wordprocessingDrawing" xmlns:w10="urn:schemas-microsoft-com:office:word" xmlns:w="http://schemas.openxmlformats.org/wordprocessingml/2006/main" xmlns:w14="http://schemas.microsoft.com/office/word/2010/wordml" xmlns:w15="http://schemas.microsoft.com/office/word/2012/wordml" xmlns:wpg="http://schemas.microsoft.com/office/word/2010/wordprocessingGroup" xmlns:wpi="http://schemas.microsoft.com/office/word/2010/wordprocessingInk" xmlns:wne="http://schemas.microsoft.com/office/word/2006/wordml" xmlns:wps="http://schemas.microsoft.com/office/word/2010/wordprocessingShape" mc:Ignorable="w14 w15 wp14"/>
+</file>
+
+<file path=word/commentsExtended.xml><?xml version="1.0" encoding="utf-8"?>
+<w15:commentsEx xmlns:wpc="http://schemas.microsoft.com/office/word/2010/wordprocessingCanvas" xmlns:mc="http://schemas.openxmlformats.org/markup-compatibility/2006" xmlns:o="urn:schemas-microsoft-com:office:office" xmlns:r="http://schemas.openxmlformats.org/officeDocument/2006/relationships" xmlns:m="http://schemas.openxmlformats.org/officeDocument/2006/math" xmlns:v="urn:schemas-microsoft-com:vml" xmlns:wp14="http://schemas.microsoft.com/office/word/2010/wordprocessingDrawing" xmlns:wp="http://schemas.openxmlformats.org/drawingml/2006/wordprocessingDrawing" xmlns:w10="urn:schemas-microsoft-com:office:word" xmlns:w="http://schemas.openxmlformats.org/wordprocessingml/2006/main" xmlns:w14="http://schemas.microsoft.com/office/word/2010/wordml" xmlns:w15="http://schemas.microsoft.com/office/word/2012/wordml" xmlns:wpg="http://schemas.microsoft.com/office/word/2010/wordprocessingGroup" xmlns:wpi="http://schemas.microsoft.com/office/word/2010/wordprocessingInk" xmlns:wne="http://schemas.microsoft.com/office/word/2006/wordml" xmlns:wps="http://schemas.microsoft.com/office/word/2010/wordprocessingShape" mc:Ignorable="w14 w15 wp14"/>
+</file>
+
+<file path=word/commentsExtensible.xml><?xml version="1.0" encoding="utf-8"?>
+<w16cex:commentsExtensible xmlns:wpc="http://schemas.microsoft.com/office/word/2010/wordprocessingCanvas" xmlns:cx="http://schemas.microsoft.com/office/drawing/2014/chartex" xmlns:cx1="http://schemas.microsoft.com/office/drawing/2015/9/8/chartex" xmlns:cx2="http://schemas.microsoft.com/office/drawing/2015/10/21/chartex" xmlns:cx3="http://schemas.microsoft.com/office/drawing/2016/5/9/chartex" xmlns:cx4="http://schemas.microsoft.com/office/drawing/2016/5/10/chartex" xmlns:cx5="http://schemas.microsoft.com/office/drawing/2016/5/11/chartex" xmlns:cx6="http://schemas.microsoft.com/office/drawing/2016/5/12/chartex" xmlns:cx7="http://schemas.microsoft.com/office/drawing/2016/5/13/chartex" xmlns:cx8="http://schemas.microsoft.com/office/drawing/2016/5/14/chartex" xmlns:cr="http://schemas.microsoft.com/office/comments/2020/reactions" xmlns:mc="http://schemas.openxmlformats.org/markup-compatibility/2006" xmlns:aink="http://schemas.microsoft.com/office/drawing/2016/ink" xmlns:am3d="http://schemas.microsoft.com/office/drawing/2017/model3d" xmlns:o="urn:schemas-microsoft-com:office:office" xmlns:oel="http://schemas.microsoft.com/office/2019/extlst" xmlns:r="http://schemas.openxmlformats.org/officeDocument/2006/relationships" xmlns:m="http://schemas.openxmlformats.org/officeDocument/2006/math" xmlns:v="urn:schemas-microsoft-com:vml" xmlns:wp14="http://schemas.microsoft.com/office/word/2010/wordprocessingDrawing" xmlns:wp="http://schemas.openxmlformats.org/drawingml/2006/wordprocessingDrawing" xmlns:w10="urn:schemas-microsoft-com:office:word" xmlns:w="http://schemas.openxmlformats.org/wordprocessingml/2006/main" xmlns:w14="http://schemas.microsoft.com/office/word/2010/wordml" xmlns:w15="http://schemas.microsoft.com/office/word/2012/wordml" xmlns:w16cex="http://schemas.microsoft.com/office/word/2018/wordml/cex" xmlns:w16cid="http://schemas.microsoft.com/office/word/2016/wordml/cid" xmlns:w16="http://schemas.microsoft.com/office/word/2018/wordml" xmlns:w16du="http://schemas.microsoft.com/office/word/2023/wordml/word16du" xmlns:w16sdtdh="http://schemas.microsoft.com/office/word/2020/wordml/sdtdatahash" xmlns:w16sdtfl="http://schemas.microsoft.com/office/word/2024/wordml/sdtformatlock" xmlns:w16se="http://schemas.microsoft.com/office/word/2015/wordml/symex" xmlns:wpg="http://schemas.microsoft.com/office/word/2010/wordprocessingGroup" xmlns:wpi="http://schemas.microsoft.com/office/word/2010/wordprocessingInk" xmlns:wne="http://schemas.microsoft.com/office/word/2006/wordml" xmlns:wps="http://schemas.microsoft.com/office/word/2010/wordprocessingShape" mc:Ignorable="w14 w15 w16se w16cid w16 w16cex w16sdtdh w16sdtfl cr w16du wp14">
+  <w16cex:commentExtensible w16cex:durableId="4E67BE4A" w16cex:dateUtc="2026-07-11T13:19:00Z"/>
+</w16cex:commentsExtensible>
+</file>
+
+<file path=word/commentsIds.xml><?xml version="1.0" encoding="utf-8"?>
+<w16cid:commentsIds xmlns:wpc="http://schemas.microsoft.com/office/word/2010/wordprocessingCanvas" xmlns:cx="http://schemas.microsoft.com/office/drawing/2014/chartex" xmlns:cx1="http://schemas.microsoft.com/office/drawing/2015/9/8/chartex" xmlns:cx2="http://schemas.microsoft.com/office/drawing/2015/10/21/chartex" xmlns:cx3="http://schemas.microsoft.com/office/drawing/2016/5/9/chartex" xmlns:cx4="http://schemas.microsoft.com/office/drawing/2016/5/10/chartex" xmlns:cx5="http://schemas.microsoft.com/office/drawing/2016/5/11/chartex" xmlns:cx6="http://schemas.microsoft.com/office/drawing/2016/5/12/chartex" xmlns:cx7="http://schemas.microsoft.com/office/drawing/2016/5/13/chartex" xmlns:cx8="http://schemas.microsoft.com/office/drawing/2016/5/14/chartex" xmlns:mc="http://schemas.openxmlformats.org/markup-compatibility/2006" xmlns:aink="http://schemas.microsoft.com/office/drawing/2016/ink" xmlns:am3d="http://schemas.microsoft.com/office/drawing/2017/model3d" xmlns:o="urn:schemas-microsoft-com:office:office" xmlns:oel="http://schemas.microsoft.com/office/2019/extlst" xmlns:r="http://schemas.openxmlformats.org/officeDocument/2006/relationships" xmlns:m="http://schemas.openxmlformats.org/officeDocument/2006/math" xmlns:v="urn:schemas-microsoft-com:vml" xmlns:wp14="http://schemas.microsoft.com/office/word/2010/wordprocessingDrawing" xmlns:wp="http://schemas.openxmlformats.org/drawingml/2006/wordprocessingDrawing" xmlns:w10="urn:schemas-microsoft-com:office:word" xmlns:w="http://schemas.openxmlformats.org/wordprocessingml/2006/main" xmlns:w14="http://schemas.microsoft.com/office/word/2010/wordml" xmlns:w15="http://schemas.microsoft.com/office/word/2012/wordml" xmlns:w16cex="http://schemas.microsoft.com/office/word/2018/wordml/cex" xmlns:w16cid="http://schemas.microsoft.com/office/word/2016/wordml/cid" xmlns:w16="http://schemas.microsoft.com/office/word/2018/wordml" xmlns:w16du="http://schemas.microsoft.com/office/word/2023/wordml/word16du" xmlns:w16sdtdh="http://schemas.microsoft.com/office/word/2020/wordml/sdtdatahash" xmlns:w16sdtfl="http://schemas.microsoft.com/office/word/2024/wordml/sdtformatlock" xmlns:w16se="http://schemas.microsoft.com/office/word/2015/wordml/symex" xmlns:wpg="http://schemas.microsoft.com/office/word/2010/wordprocessingGroup" xmlns:wpi="http://schemas.microsoft.com/office/word/2010/wordprocessingInk" xmlns:wne="http://schemas.microsoft.com/office/word/2006/wordml" xmlns:wps="http://schemas.microsoft.com/office/word/2010/wordprocessingShape" mc:Ignorable="w14 w15 w16se w16cid w16 w16cex w16sdtdh w16sdtfl w16du wp14"/>
 </file>
 
 <file path=word/endnotes.xml><?xml version="1.0" encoding="utf-8"?>
@@ -1752,6 +1861,17 @@
     <w:abstractNumId w:val="0"/>
   </w:num>
 </w:numbering>
+</file>
+
+<file path=word/people.xml><?xml version="1.0" encoding="utf-8"?>
+<w15:people xmlns:wpc="http://schemas.microsoft.com/office/word/2010/wordprocessingCanvas" xmlns:mc="http://schemas.openxmlformats.org/markup-compatibility/2006" xmlns:o="urn:schemas-microsoft-com:office:office" xmlns:r="http://schemas.openxmlformats.org/officeDocument/2006/relationships" xmlns:m="http://schemas.openxmlformats.org/officeDocument/2006/math" xmlns:v="urn:schemas-microsoft-com:vml" xmlns:wp14="http://schemas.microsoft.com/office/word/2010/wordprocessingDrawing" xmlns:wp="http://schemas.openxmlformats.org/drawingml/2006/wordprocessingDrawing" xmlns:w10="urn:schemas-microsoft-com:office:word" xmlns:w="http://schemas.openxmlformats.org/wordprocessingml/2006/main" xmlns:w14="http://schemas.microsoft.com/office/word/2010/wordml" xmlns:w15="http://schemas.microsoft.com/office/word/2012/wordml" xmlns:wpg="http://schemas.microsoft.com/office/word/2010/wordprocessingGroup" xmlns:wpi="http://schemas.microsoft.com/office/word/2010/wordprocessingInk" xmlns:wne="http://schemas.microsoft.com/office/word/2006/wordml" xmlns:wps="http://schemas.microsoft.com/office/word/2010/wordprocessingShape" mc:Ignorable="w14 w15 wp14">
+  <w15:person w15:author="Craig Glennie">
+    <w15:presenceInfo w15:providerId="Windows Live" w15:userId="2ac5bc603104b5e8"/>
+  </w15:person>
+  <w15:person w15:author="Microsoft account">
+    <w15:presenceInfo w15:providerId="Windows Live" w15:userId="40cc342490cd5daf"/>
+  </w15:person>
+</w15:people>
 </file>
 
 <file path=word/styles.xml><?xml version="1.0" encoding="utf-8"?>
@@ -2141,7 +2261,7 @@
     <w:rsid w:val="00FC693F"/>
     <w:rPr>
       <w:rFonts w:ascii="Times New Roman" w:hAnsi="Times New Roman"/>
-      <w:sz w:val="21"/>
+      <w:sz w:val="24"/>
     </w:rPr>
   </w:style>
   <w:style w:type="paragraph" w:styleId="Heading1">
@@ -2535,7 +2655,6 @@
       <w:color w:val="4F81BD" w:themeColor="accent1"/>
       <w:spacing w:val="15"/>
       <w:sz w:val="24"/>
-      <w:szCs w:val="24"/>
     </w:rPr>
   </w:style>
   <w:style w:type="character" w:customStyle="1" w:styleId="SubtitleChar">
@@ -13132,6 +13251,120 @@
         <w:shd w:val="clear" w:color="auto" w:fill="FBCAA2" w:themeFill="accent6" w:themeFillTint="7F"/>
       </w:tcPr>
     </w:tblStylePr>
+  </w:style>
+  <w:style w:type="paragraph" w:styleId="Revision">
+    <w:name w:val="Revision"/>
+    <w:hidden/>
+    <w:uiPriority w:val="99"/>
+    <w:semiHidden/>
+    <w:rsid w:val="004D5F28"/>
+    <w:pPr>
+      <w:spacing w:after="0" w:line="240" w:lineRule="auto"/>
+    </w:pPr>
+    <w:rPr>
+      <w:rFonts w:ascii="Times New Roman" w:hAnsi="Times New Roman"/>
+      <w:sz w:val="21"/>
+    </w:rPr>
+  </w:style>
+  <w:style w:type="character" w:styleId="CommentReference">
+    <w:name w:val="annotation reference"/>
+    <w:basedOn w:val="DefaultParagraphFont"/>
+    <w:uiPriority w:val="99"/>
+    <w:semiHidden/>
+    <w:unhideWhenUsed/>
+    <w:rsid w:val="00B77D08"/>
+    <w:rPr>
+      <w:sz w:val="16"/>
+      <w:szCs w:val="16"/>
+    </w:rPr>
+  </w:style>
+  <w:style w:type="paragraph" w:styleId="CommentText">
+    <w:name w:val="annotation text"/>
+    <w:basedOn w:val="Normal"/>
+    <w:link w:val="CommentTextChar"/>
+    <w:uiPriority w:val="99"/>
+    <w:semiHidden/>
+    <w:unhideWhenUsed/>
+    <w:rsid w:val="00B77D08"/>
+    <w:pPr>
+      <w:spacing w:line="240" w:lineRule="auto"/>
+    </w:pPr>
+    <w:rPr>
+      <w:sz w:val="20"/>
+      <w:szCs w:val="20"/>
+    </w:rPr>
+  </w:style>
+  <w:style w:type="character" w:customStyle="1" w:styleId="CommentTextChar">
+    <w:name w:val="Comment Text Char"/>
+    <w:basedOn w:val="DefaultParagraphFont"/>
+    <w:link w:val="CommentText"/>
+    <w:uiPriority w:val="99"/>
+    <w:semiHidden/>
+    <w:rsid w:val="00B77D08"/>
+    <w:rPr>
+      <w:rFonts w:ascii="Times New Roman" w:hAnsi="Times New Roman"/>
+      <w:sz w:val="20"/>
+      <w:szCs w:val="20"/>
+    </w:rPr>
+  </w:style>
+  <w:style w:type="paragraph" w:styleId="CommentSubject">
+    <w:name w:val="annotation subject"/>
+    <w:basedOn w:val="CommentText"/>
+    <w:next w:val="CommentText"/>
+    <w:link w:val="CommentSubjectChar"/>
+    <w:uiPriority w:val="99"/>
+    <w:semiHidden/>
+    <w:unhideWhenUsed/>
+    <w:rsid w:val="00B77D08"/>
+    <w:rPr>
+      <w:b/>
+      <w:bCs/>
+    </w:rPr>
+  </w:style>
+  <w:style w:type="character" w:customStyle="1" w:styleId="CommentSubjectChar">
+    <w:name w:val="Comment Subject Char"/>
+    <w:basedOn w:val="CommentTextChar"/>
+    <w:link w:val="CommentSubject"/>
+    <w:uiPriority w:val="99"/>
+    <w:semiHidden/>
+    <w:rsid w:val="00B77D08"/>
+    <w:rPr>
+      <w:rFonts w:ascii="Times New Roman" w:hAnsi="Times New Roman"/>
+      <w:b/>
+      <w:bCs/>
+      <w:sz w:val="20"/>
+      <w:szCs w:val="20"/>
+    </w:rPr>
+  </w:style>
+  <w:style w:type="paragraph" w:styleId="BalloonText">
+    <w:name w:val="Balloon Text"/>
+    <w:basedOn w:val="Normal"/>
+    <w:link w:val="BalloonTextChar"/>
+    <w:uiPriority w:val="99"/>
+    <w:semiHidden/>
+    <w:unhideWhenUsed/>
+    <w:rsid w:val="009A0CF3"/>
+    <w:pPr>
+      <w:spacing w:after="0" w:line="240" w:lineRule="auto"/>
+    </w:pPr>
+    <w:rPr>
+      <w:rFonts w:ascii="Segoe UI" w:hAnsi="Segoe UI" w:cs="Segoe UI"/>
+      <w:sz w:val="18"/>
+      <w:szCs w:val="18"/>
+    </w:rPr>
+  </w:style>
+  <w:style w:type="character" w:customStyle="1" w:styleId="BalloonTextChar">
+    <w:name w:val="Balloon Text Char"/>
+    <w:basedOn w:val="DefaultParagraphFont"/>
+    <w:link w:val="BalloonText"/>
+    <w:uiPriority w:val="99"/>
+    <w:semiHidden/>
+    <w:rsid w:val="009A0CF3"/>
+    <w:rPr>
+      <w:rFonts w:ascii="Segoe UI" w:hAnsi="Segoe UI" w:cs="Segoe UI"/>
+      <w:sz w:val="18"/>
+      <w:szCs w:val="18"/>
+    </w:rPr>
   </w:style>
 </w:styles>
 </file>
@@ -13461,7 +13694,7 @@
 </file>
 
 <file path=customXml/itemProps1.xml><?xml version="1.0" encoding="utf-8"?>
-<ds:datastoreItem xmlns:ds="http://schemas.openxmlformats.org/officeDocument/2006/customXml" ds:itemID="{797B65B3-BAC1-4C4F-91D0-4CCCF90403D4}">
+<ds:datastoreItem xmlns:ds="http://schemas.openxmlformats.org/officeDocument/2006/customXml" ds:itemID="{E6421383-D402-4B31-8A34-7F9E07FF6347}">
   <ds:schemaRefs>
     <ds:schemaRef ds:uri="http://schemas.openxmlformats.org/officeDocument/2006/bibliography"/>
   </ds:schemaRefs>
